--- a/resources/igcse-business-cambridge-ownership-bakery/Cambridge-IGCSE-Business-Ownership-Bakery-Teacher.docx
+++ b/resources/igcse-business-cambridge-ownership-bakery/Cambridge-IGCSE-Business-Ownership-Bakery-Teacher.docx
@@ -63,15 +63,15 @@
             <w:tcW w:type="dxa" w:w="3655"/>
             <w:tcBorders>
               <w:top w:val="single" w:sz="4" w:color="D9D9D9"/>
+              <w:left w:val="single" w:sz="4" w:color="D9D9D9"/>
               <w:bottom w:val="single" w:sz="4" w:color="D9D9D9"/>
-              <w:left w:val="single" w:sz="4" w:color="D9D9D9"/>
               <w:right w:val="single" w:sz="4" w:color="D9D9D9"/>
             </w:tcBorders>
             <w:shd w:fill="142D40"/>
             <w:tcMar>
               <w:top w:w="85" w:type="dxa"/>
+              <w:left w:w="85" w:type="dxa"/>
               <w:bottom w:w="85" w:type="dxa"/>
-              <w:left w:w="85" w:type="dxa"/>
               <w:right w:w="85" w:type="dxa"/>
             </w:tcMar>
           </w:tcPr>
@@ -94,15 +94,15 @@
             <w:tcW w:type="dxa" w:w="1218"/>
             <w:tcBorders>
               <w:top w:val="single" w:sz="4" w:color="D9D9D9"/>
+              <w:left w:val="single" w:sz="4" w:color="D9D9D9"/>
               <w:bottom w:val="single" w:sz="4" w:color="D9D9D9"/>
-              <w:left w:val="single" w:sz="4" w:color="D9D9D9"/>
               <w:right w:val="single" w:sz="4" w:color="D9D9D9"/>
             </w:tcBorders>
             <w:shd w:fill="142D40"/>
             <w:tcMar>
               <w:top w:w="85" w:type="dxa"/>
+              <w:left w:w="85" w:type="dxa"/>
               <w:bottom w:w="85" w:type="dxa"/>
-              <w:left w:w="85" w:type="dxa"/>
               <w:right w:w="85" w:type="dxa"/>
             </w:tcMar>
           </w:tcPr>
@@ -125,15 +125,15 @@
             <w:tcW w:type="dxa" w:w="5279"/>
             <w:tcBorders>
               <w:top w:val="single" w:sz="4" w:color="D9D9D9"/>
+              <w:left w:val="single" w:sz="4" w:color="D9D9D9"/>
               <w:bottom w:val="single" w:sz="4" w:color="D9D9D9"/>
-              <w:left w:val="single" w:sz="4" w:color="D9D9D9"/>
               <w:right w:val="single" w:sz="4" w:color="D9D9D9"/>
             </w:tcBorders>
             <w:shd w:fill="142D40"/>
             <w:tcMar>
               <w:top w:w="85" w:type="dxa"/>
+              <w:left w:w="85" w:type="dxa"/>
               <w:bottom w:w="85" w:type="dxa"/>
-              <w:left w:w="85" w:type="dxa"/>
               <w:right w:w="85" w:type="dxa"/>
             </w:tcMar>
           </w:tcPr>
@@ -158,15 +158,15 @@
             <w:tcW w:type="dxa" w:w="3655"/>
             <w:tcBorders>
               <w:top w:val="single" w:sz="4" w:color="D9D9D9"/>
+              <w:left w:val="single" w:sz="4" w:color="D9D9D9"/>
               <w:bottom w:val="single" w:sz="4" w:color="D9D9D9"/>
-              <w:left w:val="single" w:sz="4" w:color="D9D9D9"/>
               <w:right w:val="single" w:sz="4" w:color="D9D9D9"/>
             </w:tcBorders>
             <w:shd w:fill="FFFFFF"/>
             <w:tcMar>
               <w:top w:w="85" w:type="dxa"/>
+              <w:left w:w="85" w:type="dxa"/>
               <w:bottom w:w="85" w:type="dxa"/>
-              <w:left w:w="85" w:type="dxa"/>
               <w:right w:w="85" w:type="dxa"/>
             </w:tcMar>
           </w:tcPr>
@@ -189,15 +189,15 @@
             <w:tcW w:type="dxa" w:w="1218"/>
             <w:tcBorders>
               <w:top w:val="single" w:sz="4" w:color="D9D9D9"/>
+              <w:left w:val="single" w:sz="4" w:color="D9D9D9"/>
               <w:bottom w:val="single" w:sz="4" w:color="D9D9D9"/>
-              <w:left w:val="single" w:sz="4" w:color="D9D9D9"/>
               <w:right w:val="single" w:sz="4" w:color="D9D9D9"/>
             </w:tcBorders>
             <w:shd w:fill="FFFFFF"/>
             <w:tcMar>
               <w:top w:w="85" w:type="dxa"/>
+              <w:left w:w="85" w:type="dxa"/>
               <w:bottom w:w="85" w:type="dxa"/>
-              <w:left w:w="85" w:type="dxa"/>
               <w:right w:w="85" w:type="dxa"/>
             </w:tcMar>
           </w:tcPr>
@@ -220,15 +220,15 @@
             <w:tcW w:type="dxa" w:w="5279"/>
             <w:tcBorders>
               <w:top w:val="single" w:sz="4" w:color="D9D9D9"/>
+              <w:left w:val="single" w:sz="4" w:color="D9D9D9"/>
               <w:bottom w:val="single" w:sz="4" w:color="D9D9D9"/>
-              <w:left w:val="single" w:sz="4" w:color="D9D9D9"/>
               <w:right w:val="single" w:sz="4" w:color="D9D9D9"/>
             </w:tcBorders>
             <w:shd w:fill="FFFFFF"/>
             <w:tcMar>
               <w:top w:w="85" w:type="dxa"/>
+              <w:left w:w="85" w:type="dxa"/>
               <w:bottom w:w="85" w:type="dxa"/>
-              <w:left w:w="85" w:type="dxa"/>
               <w:right w:w="85" w:type="dxa"/>
             </w:tcMar>
           </w:tcPr>
@@ -253,15 +253,15 @@
             <w:tcW w:type="dxa" w:w="3655"/>
             <w:tcBorders>
               <w:top w:val="single" w:sz="4" w:color="D9D9D9"/>
+              <w:left w:val="single" w:sz="4" w:color="D9D9D9"/>
               <w:bottom w:val="single" w:sz="4" w:color="D9D9D9"/>
-              <w:left w:val="single" w:sz="4" w:color="D9D9D9"/>
               <w:right w:val="single" w:sz="4" w:color="D9D9D9"/>
             </w:tcBorders>
             <w:shd w:fill="F1F5F7"/>
             <w:tcMar>
               <w:top w:w="85" w:type="dxa"/>
+              <w:left w:w="85" w:type="dxa"/>
               <w:bottom w:w="85" w:type="dxa"/>
-              <w:left w:w="85" w:type="dxa"/>
               <w:right w:w="85" w:type="dxa"/>
             </w:tcMar>
           </w:tcPr>
@@ -284,15 +284,15 @@
             <w:tcW w:type="dxa" w:w="1218"/>
             <w:tcBorders>
               <w:top w:val="single" w:sz="4" w:color="D9D9D9"/>
+              <w:left w:val="single" w:sz="4" w:color="D9D9D9"/>
               <w:bottom w:val="single" w:sz="4" w:color="D9D9D9"/>
-              <w:left w:val="single" w:sz="4" w:color="D9D9D9"/>
               <w:right w:val="single" w:sz="4" w:color="D9D9D9"/>
             </w:tcBorders>
             <w:shd w:fill="F1F5F7"/>
             <w:tcMar>
               <w:top w:w="85" w:type="dxa"/>
+              <w:left w:w="85" w:type="dxa"/>
               <w:bottom w:w="85" w:type="dxa"/>
-              <w:left w:w="85" w:type="dxa"/>
               <w:right w:w="85" w:type="dxa"/>
             </w:tcMar>
           </w:tcPr>
@@ -315,15 +315,15 @@
             <w:tcW w:type="dxa" w:w="5279"/>
             <w:tcBorders>
               <w:top w:val="single" w:sz="4" w:color="D9D9D9"/>
+              <w:left w:val="single" w:sz="4" w:color="D9D9D9"/>
               <w:bottom w:val="single" w:sz="4" w:color="D9D9D9"/>
-              <w:left w:val="single" w:sz="4" w:color="D9D9D9"/>
               <w:right w:val="single" w:sz="4" w:color="D9D9D9"/>
             </w:tcBorders>
             <w:shd w:fill="F1F5F7"/>
             <w:tcMar>
               <w:top w:w="85" w:type="dxa"/>
+              <w:left w:w="85" w:type="dxa"/>
               <w:bottom w:w="85" w:type="dxa"/>
-              <w:left w:w="85" w:type="dxa"/>
               <w:right w:w="85" w:type="dxa"/>
             </w:tcMar>
           </w:tcPr>
@@ -348,15 +348,15 @@
             <w:tcW w:type="dxa" w:w="3655"/>
             <w:tcBorders>
               <w:top w:val="single" w:sz="4" w:color="D9D9D9"/>
+              <w:left w:val="single" w:sz="4" w:color="D9D9D9"/>
               <w:bottom w:val="single" w:sz="4" w:color="D9D9D9"/>
-              <w:left w:val="single" w:sz="4" w:color="D9D9D9"/>
               <w:right w:val="single" w:sz="4" w:color="D9D9D9"/>
             </w:tcBorders>
             <w:shd w:fill="FFFFFF"/>
             <w:tcMar>
               <w:top w:w="85" w:type="dxa"/>
+              <w:left w:w="85" w:type="dxa"/>
               <w:bottom w:w="85" w:type="dxa"/>
-              <w:left w:w="85" w:type="dxa"/>
               <w:right w:w="85" w:type="dxa"/>
             </w:tcMar>
           </w:tcPr>
@@ -379,15 +379,15 @@
             <w:tcW w:type="dxa" w:w="1218"/>
             <w:tcBorders>
               <w:top w:val="single" w:sz="4" w:color="D9D9D9"/>
+              <w:left w:val="single" w:sz="4" w:color="D9D9D9"/>
               <w:bottom w:val="single" w:sz="4" w:color="D9D9D9"/>
-              <w:left w:val="single" w:sz="4" w:color="D9D9D9"/>
               <w:right w:val="single" w:sz="4" w:color="D9D9D9"/>
             </w:tcBorders>
             <w:shd w:fill="FFFFFF"/>
             <w:tcMar>
               <w:top w:w="85" w:type="dxa"/>
+              <w:left w:w="85" w:type="dxa"/>
               <w:bottom w:w="85" w:type="dxa"/>
-              <w:left w:w="85" w:type="dxa"/>
               <w:right w:w="85" w:type="dxa"/>
             </w:tcMar>
           </w:tcPr>
@@ -410,15 +410,15 @@
             <w:tcW w:type="dxa" w:w="5279"/>
             <w:tcBorders>
               <w:top w:val="single" w:sz="4" w:color="D9D9D9"/>
+              <w:left w:val="single" w:sz="4" w:color="D9D9D9"/>
               <w:bottom w:val="single" w:sz="4" w:color="D9D9D9"/>
-              <w:left w:val="single" w:sz="4" w:color="D9D9D9"/>
               <w:right w:val="single" w:sz="4" w:color="D9D9D9"/>
             </w:tcBorders>
             <w:shd w:fill="FFFFFF"/>
             <w:tcMar>
               <w:top w:w="85" w:type="dxa"/>
+              <w:left w:w="85" w:type="dxa"/>
               <w:bottom w:w="85" w:type="dxa"/>
-              <w:left w:w="85" w:type="dxa"/>
               <w:right w:w="85" w:type="dxa"/>
             </w:tcMar>
           </w:tcPr>
@@ -443,15 +443,15 @@
             <w:tcW w:type="dxa" w:w="3655"/>
             <w:tcBorders>
               <w:top w:val="single" w:sz="4" w:color="D9D9D9"/>
+              <w:left w:val="single" w:sz="4" w:color="D9D9D9"/>
               <w:bottom w:val="single" w:sz="4" w:color="D9D9D9"/>
-              <w:left w:val="single" w:sz="4" w:color="D9D9D9"/>
               <w:right w:val="single" w:sz="4" w:color="D9D9D9"/>
             </w:tcBorders>
             <w:shd w:fill="F1F5F7"/>
             <w:tcMar>
               <w:top w:w="85" w:type="dxa"/>
+              <w:left w:w="85" w:type="dxa"/>
               <w:bottom w:w="85" w:type="dxa"/>
-              <w:left w:w="85" w:type="dxa"/>
               <w:right w:w="85" w:type="dxa"/>
             </w:tcMar>
           </w:tcPr>
@@ -474,15 +474,15 @@
             <w:tcW w:type="dxa" w:w="1218"/>
             <w:tcBorders>
               <w:top w:val="single" w:sz="4" w:color="D9D9D9"/>
+              <w:left w:val="single" w:sz="4" w:color="D9D9D9"/>
               <w:bottom w:val="single" w:sz="4" w:color="D9D9D9"/>
-              <w:left w:val="single" w:sz="4" w:color="D9D9D9"/>
               <w:right w:val="single" w:sz="4" w:color="D9D9D9"/>
             </w:tcBorders>
             <w:shd w:fill="F1F5F7"/>
             <w:tcMar>
               <w:top w:w="85" w:type="dxa"/>
+              <w:left w:w="85" w:type="dxa"/>
               <w:bottom w:w="85" w:type="dxa"/>
-              <w:left w:w="85" w:type="dxa"/>
               <w:right w:w="85" w:type="dxa"/>
             </w:tcMar>
           </w:tcPr>
@@ -505,15 +505,15 @@
             <w:tcW w:type="dxa" w:w="5279"/>
             <w:tcBorders>
               <w:top w:val="single" w:sz="4" w:color="D9D9D9"/>
+              <w:left w:val="single" w:sz="4" w:color="D9D9D9"/>
               <w:bottom w:val="single" w:sz="4" w:color="D9D9D9"/>
-              <w:left w:val="single" w:sz="4" w:color="D9D9D9"/>
               <w:right w:val="single" w:sz="4" w:color="D9D9D9"/>
             </w:tcBorders>
             <w:shd w:fill="F1F5F7"/>
             <w:tcMar>
               <w:top w:w="85" w:type="dxa"/>
+              <w:left w:w="85" w:type="dxa"/>
               <w:bottom w:w="85" w:type="dxa"/>
-              <w:left w:w="85" w:type="dxa"/>
               <w:right w:w="85" w:type="dxa"/>
             </w:tcMar>
           </w:tcPr>
@@ -538,15 +538,15 @@
             <w:tcW w:type="dxa" w:w="3655"/>
             <w:tcBorders>
               <w:top w:val="single" w:sz="4" w:color="D9D9D9"/>
+              <w:left w:val="single" w:sz="4" w:color="D9D9D9"/>
               <w:bottom w:val="single" w:sz="4" w:color="D9D9D9"/>
-              <w:left w:val="single" w:sz="4" w:color="D9D9D9"/>
               <w:right w:val="single" w:sz="4" w:color="D9D9D9"/>
             </w:tcBorders>
             <w:shd w:fill="FFFFFF"/>
             <w:tcMar>
               <w:top w:w="85" w:type="dxa"/>
+              <w:left w:w="85" w:type="dxa"/>
               <w:bottom w:w="85" w:type="dxa"/>
-              <w:left w:w="85" w:type="dxa"/>
               <w:right w:w="85" w:type="dxa"/>
             </w:tcMar>
           </w:tcPr>
@@ -569,15 +569,15 @@
             <w:tcW w:type="dxa" w:w="1218"/>
             <w:tcBorders>
               <w:top w:val="single" w:sz="4" w:color="D9D9D9"/>
+              <w:left w:val="single" w:sz="4" w:color="D9D9D9"/>
               <w:bottom w:val="single" w:sz="4" w:color="D9D9D9"/>
-              <w:left w:val="single" w:sz="4" w:color="D9D9D9"/>
               <w:right w:val="single" w:sz="4" w:color="D9D9D9"/>
             </w:tcBorders>
             <w:shd w:fill="FFFFFF"/>
             <w:tcMar>
               <w:top w:w="85" w:type="dxa"/>
+              <w:left w:w="85" w:type="dxa"/>
               <w:bottom w:w="85" w:type="dxa"/>
-              <w:left w:w="85" w:type="dxa"/>
               <w:right w:w="85" w:type="dxa"/>
             </w:tcMar>
           </w:tcPr>
@@ -600,15 +600,15 @@
             <w:tcW w:type="dxa" w:w="5279"/>
             <w:tcBorders>
               <w:top w:val="single" w:sz="4" w:color="D9D9D9"/>
+              <w:left w:val="single" w:sz="4" w:color="D9D9D9"/>
               <w:bottom w:val="single" w:sz="4" w:color="D9D9D9"/>
-              <w:left w:val="single" w:sz="4" w:color="D9D9D9"/>
               <w:right w:val="single" w:sz="4" w:color="D9D9D9"/>
             </w:tcBorders>
             <w:shd w:fill="FFFFFF"/>
             <w:tcMar>
               <w:top w:w="85" w:type="dxa"/>
+              <w:left w:w="85" w:type="dxa"/>
               <w:bottom w:w="85" w:type="dxa"/>
-              <w:left w:w="85" w:type="dxa"/>
               <w:right w:w="85" w:type="dxa"/>
             </w:tcMar>
           </w:tcPr>
@@ -633,15 +633,15 @@
             <w:tcW w:type="dxa" w:w="3655"/>
             <w:tcBorders>
               <w:top w:val="single" w:sz="4" w:color="D9D9D9"/>
+              <w:left w:val="single" w:sz="4" w:color="D9D9D9"/>
               <w:bottom w:val="single" w:sz="4" w:color="D9D9D9"/>
-              <w:left w:val="single" w:sz="4" w:color="D9D9D9"/>
               <w:right w:val="single" w:sz="4" w:color="D9D9D9"/>
             </w:tcBorders>
             <w:shd w:fill="F1F5F7"/>
             <w:tcMar>
               <w:top w:w="85" w:type="dxa"/>
+              <w:left w:w="85" w:type="dxa"/>
               <w:bottom w:w="85" w:type="dxa"/>
-              <w:left w:w="85" w:type="dxa"/>
               <w:right w:w="85" w:type="dxa"/>
             </w:tcMar>
           </w:tcPr>
@@ -664,15 +664,15 @@
             <w:tcW w:type="dxa" w:w="1218"/>
             <w:tcBorders>
               <w:top w:val="single" w:sz="4" w:color="D9D9D9"/>
+              <w:left w:val="single" w:sz="4" w:color="D9D9D9"/>
               <w:bottom w:val="single" w:sz="4" w:color="D9D9D9"/>
-              <w:left w:val="single" w:sz="4" w:color="D9D9D9"/>
               <w:right w:val="single" w:sz="4" w:color="D9D9D9"/>
             </w:tcBorders>
             <w:shd w:fill="F1F5F7"/>
             <w:tcMar>
               <w:top w:w="85" w:type="dxa"/>
+              <w:left w:w="85" w:type="dxa"/>
               <w:bottom w:w="85" w:type="dxa"/>
-              <w:left w:w="85" w:type="dxa"/>
               <w:right w:w="85" w:type="dxa"/>
             </w:tcMar>
           </w:tcPr>
@@ -695,15 +695,15 @@
             <w:tcW w:type="dxa" w:w="5279"/>
             <w:tcBorders>
               <w:top w:val="single" w:sz="4" w:color="D9D9D9"/>
+              <w:left w:val="single" w:sz="4" w:color="D9D9D9"/>
               <w:bottom w:val="single" w:sz="4" w:color="D9D9D9"/>
-              <w:left w:val="single" w:sz="4" w:color="D9D9D9"/>
               <w:right w:val="single" w:sz="4" w:color="D9D9D9"/>
             </w:tcBorders>
             <w:shd w:fill="F1F5F7"/>
             <w:tcMar>
               <w:top w:w="85" w:type="dxa"/>
+              <w:left w:w="85" w:type="dxa"/>
               <w:bottom w:w="85" w:type="dxa"/>
-              <w:left w:w="85" w:type="dxa"/>
               <w:right w:w="85" w:type="dxa"/>
             </w:tcMar>
           </w:tcPr>
@@ -728,15 +728,15 @@
             <w:tcW w:type="dxa" w:w="3655"/>
             <w:tcBorders>
               <w:top w:val="single" w:sz="4" w:color="D9D9D9"/>
+              <w:left w:val="single" w:sz="4" w:color="D9D9D9"/>
               <w:bottom w:val="single" w:sz="4" w:color="D9D9D9"/>
-              <w:left w:val="single" w:sz="4" w:color="D9D9D9"/>
               <w:right w:val="single" w:sz="4" w:color="D9D9D9"/>
             </w:tcBorders>
             <w:shd w:fill="FFFFFF"/>
             <w:tcMar>
               <w:top w:w="85" w:type="dxa"/>
+              <w:left w:w="85" w:type="dxa"/>
               <w:bottom w:w="85" w:type="dxa"/>
-              <w:left w:w="85" w:type="dxa"/>
               <w:right w:w="85" w:type="dxa"/>
             </w:tcMar>
           </w:tcPr>
@@ -759,15 +759,15 @@
             <w:tcW w:type="dxa" w:w="1218"/>
             <w:tcBorders>
               <w:top w:val="single" w:sz="4" w:color="D9D9D9"/>
+              <w:left w:val="single" w:sz="4" w:color="D9D9D9"/>
               <w:bottom w:val="single" w:sz="4" w:color="D9D9D9"/>
-              <w:left w:val="single" w:sz="4" w:color="D9D9D9"/>
               <w:right w:val="single" w:sz="4" w:color="D9D9D9"/>
             </w:tcBorders>
             <w:shd w:fill="FFFFFF"/>
             <w:tcMar>
               <w:top w:w="85" w:type="dxa"/>
+              <w:left w:w="85" w:type="dxa"/>
               <w:bottom w:w="85" w:type="dxa"/>
-              <w:left w:w="85" w:type="dxa"/>
               <w:right w:w="85" w:type="dxa"/>
             </w:tcMar>
           </w:tcPr>
@@ -790,15 +790,15 @@
             <w:tcW w:type="dxa" w:w="5279"/>
             <w:tcBorders>
               <w:top w:val="single" w:sz="4" w:color="D9D9D9"/>
+              <w:left w:val="single" w:sz="4" w:color="D9D9D9"/>
               <w:bottom w:val="single" w:sz="4" w:color="D9D9D9"/>
-              <w:left w:val="single" w:sz="4" w:color="D9D9D9"/>
               <w:right w:val="single" w:sz="4" w:color="D9D9D9"/>
             </w:tcBorders>
             <w:shd w:fill="FFFFFF"/>
             <w:tcMar>
               <w:top w:w="85" w:type="dxa"/>
+              <w:left w:w="85" w:type="dxa"/>
               <w:bottom w:w="85" w:type="dxa"/>
-              <w:left w:w="85" w:type="dxa"/>
               <w:right w:w="85" w:type="dxa"/>
             </w:tcMar>
           </w:tcPr>
@@ -823,15 +823,15 @@
             <w:tcW w:type="dxa" w:w="3655"/>
             <w:tcBorders>
               <w:top w:val="single" w:sz="4" w:color="D9D9D9"/>
+              <w:left w:val="single" w:sz="4" w:color="D9D9D9"/>
               <w:bottom w:val="single" w:sz="4" w:color="D9D9D9"/>
-              <w:left w:val="single" w:sz="4" w:color="D9D9D9"/>
               <w:right w:val="single" w:sz="4" w:color="D9D9D9"/>
             </w:tcBorders>
             <w:shd w:fill="F1F5F7"/>
             <w:tcMar>
               <w:top w:w="85" w:type="dxa"/>
+              <w:left w:w="85" w:type="dxa"/>
               <w:bottom w:w="85" w:type="dxa"/>
-              <w:left w:w="85" w:type="dxa"/>
               <w:right w:w="85" w:type="dxa"/>
             </w:tcMar>
           </w:tcPr>
@@ -854,15 +854,15 @@
             <w:tcW w:type="dxa" w:w="1218"/>
             <w:tcBorders>
               <w:top w:val="single" w:sz="4" w:color="D9D9D9"/>
+              <w:left w:val="single" w:sz="4" w:color="D9D9D9"/>
               <w:bottom w:val="single" w:sz="4" w:color="D9D9D9"/>
-              <w:left w:val="single" w:sz="4" w:color="D9D9D9"/>
               <w:right w:val="single" w:sz="4" w:color="D9D9D9"/>
             </w:tcBorders>
             <w:shd w:fill="F1F5F7"/>
             <w:tcMar>
               <w:top w:w="85" w:type="dxa"/>
+              <w:left w:w="85" w:type="dxa"/>
               <w:bottom w:w="85" w:type="dxa"/>
-              <w:left w:w="85" w:type="dxa"/>
               <w:right w:w="85" w:type="dxa"/>
             </w:tcMar>
           </w:tcPr>
@@ -885,15 +885,15 @@
             <w:tcW w:type="dxa" w:w="5279"/>
             <w:tcBorders>
               <w:top w:val="single" w:sz="4" w:color="D9D9D9"/>
+              <w:left w:val="single" w:sz="4" w:color="D9D9D9"/>
               <w:bottom w:val="single" w:sz="4" w:color="D9D9D9"/>
-              <w:left w:val="single" w:sz="4" w:color="D9D9D9"/>
               <w:right w:val="single" w:sz="4" w:color="D9D9D9"/>
             </w:tcBorders>
             <w:shd w:fill="F1F5F7"/>
             <w:tcMar>
               <w:top w:w="85" w:type="dxa"/>
+              <w:left w:w="85" w:type="dxa"/>
               <w:bottom w:w="85" w:type="dxa"/>
-              <w:left w:w="85" w:type="dxa"/>
               <w:right w:w="85" w:type="dxa"/>
             </w:tcMar>
           </w:tcPr>
@@ -970,15 +970,15 @@
             <w:tcW w:type="dxa" w:w="1929"/>
             <w:tcBorders>
               <w:top w:val="single" w:sz="4" w:color="D9D9D9"/>
+              <w:left w:val="single" w:sz="4" w:color="D9D9D9"/>
               <w:bottom w:val="single" w:sz="4" w:color="D9D9D9"/>
-              <w:left w:val="single" w:sz="4" w:color="D9D9D9"/>
               <w:right w:val="single" w:sz="4" w:color="D9D9D9"/>
             </w:tcBorders>
             <w:shd w:fill="142D40"/>
             <w:tcMar>
               <w:top w:w="85" w:type="dxa"/>
+              <w:left w:w="85" w:type="dxa"/>
               <w:bottom w:w="85" w:type="dxa"/>
-              <w:left w:w="85" w:type="dxa"/>
               <w:right w:w="85" w:type="dxa"/>
             </w:tcMar>
           </w:tcPr>
@@ -1001,15 +1001,15 @@
             <w:tcW w:type="dxa" w:w="1421"/>
             <w:tcBorders>
               <w:top w:val="single" w:sz="4" w:color="D9D9D9"/>
+              <w:left w:val="single" w:sz="4" w:color="D9D9D9"/>
               <w:bottom w:val="single" w:sz="4" w:color="D9D9D9"/>
-              <w:left w:val="single" w:sz="4" w:color="D9D9D9"/>
               <w:right w:val="single" w:sz="4" w:color="D9D9D9"/>
             </w:tcBorders>
             <w:shd w:fill="142D40"/>
             <w:tcMar>
               <w:top w:w="85" w:type="dxa"/>
+              <w:left w:w="85" w:type="dxa"/>
               <w:bottom w:w="85" w:type="dxa"/>
-              <w:left w:w="85" w:type="dxa"/>
               <w:right w:w="85" w:type="dxa"/>
             </w:tcMar>
           </w:tcPr>
@@ -1032,15 +1032,15 @@
             <w:tcW w:type="dxa" w:w="1218"/>
             <w:tcBorders>
               <w:top w:val="single" w:sz="4" w:color="D9D9D9"/>
+              <w:left w:val="single" w:sz="4" w:color="D9D9D9"/>
               <w:bottom w:val="single" w:sz="4" w:color="D9D9D9"/>
-              <w:left w:val="single" w:sz="4" w:color="D9D9D9"/>
               <w:right w:val="single" w:sz="4" w:color="D9D9D9"/>
             </w:tcBorders>
             <w:shd w:fill="142D40"/>
             <w:tcMar>
               <w:top w:w="85" w:type="dxa"/>
+              <w:left w:w="85" w:type="dxa"/>
               <w:bottom w:w="85" w:type="dxa"/>
-              <w:left w:w="85" w:type="dxa"/>
               <w:right w:w="85" w:type="dxa"/>
             </w:tcMar>
           </w:tcPr>
@@ -1063,15 +1063,15 @@
             <w:tcW w:type="dxa" w:w="2132"/>
             <w:tcBorders>
               <w:top w:val="single" w:sz="4" w:color="D9D9D9"/>
+              <w:left w:val="single" w:sz="4" w:color="D9D9D9"/>
               <w:bottom w:val="single" w:sz="4" w:color="D9D9D9"/>
-              <w:left w:val="single" w:sz="4" w:color="D9D9D9"/>
               <w:right w:val="single" w:sz="4" w:color="D9D9D9"/>
             </w:tcBorders>
             <w:shd w:fill="142D40"/>
             <w:tcMar>
               <w:top w:w="85" w:type="dxa"/>
+              <w:left w:w="85" w:type="dxa"/>
               <w:bottom w:w="85" w:type="dxa"/>
-              <w:left w:w="85" w:type="dxa"/>
               <w:right w:w="85" w:type="dxa"/>
             </w:tcMar>
           </w:tcPr>
@@ -1094,15 +1094,15 @@
             <w:tcW w:type="dxa" w:w="1624"/>
             <w:tcBorders>
               <w:top w:val="single" w:sz="4" w:color="D9D9D9"/>
+              <w:left w:val="single" w:sz="4" w:color="D9D9D9"/>
               <w:bottom w:val="single" w:sz="4" w:color="D9D9D9"/>
-              <w:left w:val="single" w:sz="4" w:color="D9D9D9"/>
               <w:right w:val="single" w:sz="4" w:color="D9D9D9"/>
             </w:tcBorders>
             <w:shd w:fill="142D40"/>
             <w:tcMar>
               <w:top w:w="85" w:type="dxa"/>
+              <w:left w:w="85" w:type="dxa"/>
               <w:bottom w:w="85" w:type="dxa"/>
-              <w:left w:w="85" w:type="dxa"/>
               <w:right w:w="85" w:type="dxa"/>
             </w:tcMar>
           </w:tcPr>
@@ -1125,15 +1125,15 @@
             <w:tcW w:type="dxa" w:w="1827"/>
             <w:tcBorders>
               <w:top w:val="single" w:sz="4" w:color="D9D9D9"/>
+              <w:left w:val="single" w:sz="4" w:color="D9D9D9"/>
               <w:bottom w:val="single" w:sz="4" w:color="D9D9D9"/>
-              <w:left w:val="single" w:sz="4" w:color="D9D9D9"/>
               <w:right w:val="single" w:sz="4" w:color="D9D9D9"/>
             </w:tcBorders>
             <w:shd w:fill="142D40"/>
             <w:tcMar>
               <w:top w:w="85" w:type="dxa"/>
+              <w:left w:w="85" w:type="dxa"/>
               <w:bottom w:w="85" w:type="dxa"/>
-              <w:left w:w="85" w:type="dxa"/>
               <w:right w:w="85" w:type="dxa"/>
             </w:tcMar>
           </w:tcPr>
@@ -1158,15 +1158,15 @@
             <w:tcW w:type="dxa" w:w="1929"/>
             <w:tcBorders>
               <w:top w:val="single" w:sz="4" w:color="D9D9D9"/>
+              <w:left w:val="single" w:sz="4" w:color="D9D9D9"/>
               <w:bottom w:val="single" w:sz="4" w:color="D9D9D9"/>
-              <w:left w:val="single" w:sz="4" w:color="D9D9D9"/>
               <w:right w:val="single" w:sz="4" w:color="D9D9D9"/>
             </w:tcBorders>
             <w:shd w:fill="FFFFFF"/>
             <w:tcMar>
               <w:top w:w="85" w:type="dxa"/>
+              <w:left w:w="85" w:type="dxa"/>
               <w:bottom w:w="85" w:type="dxa"/>
-              <w:left w:w="85" w:type="dxa"/>
               <w:right w:w="85" w:type="dxa"/>
             </w:tcMar>
           </w:tcPr>
@@ -1189,15 +1189,15 @@
             <w:tcW w:type="dxa" w:w="1421"/>
             <w:tcBorders>
               <w:top w:val="single" w:sz="4" w:color="D9D9D9"/>
+              <w:left w:val="single" w:sz="4" w:color="D9D9D9"/>
               <w:bottom w:val="single" w:sz="4" w:color="D9D9D9"/>
-              <w:left w:val="single" w:sz="4" w:color="D9D9D9"/>
               <w:right w:val="single" w:sz="4" w:color="D9D9D9"/>
             </w:tcBorders>
             <w:shd w:fill="FFFFFF"/>
             <w:tcMar>
               <w:top w:w="85" w:type="dxa"/>
+              <w:left w:w="85" w:type="dxa"/>
               <w:bottom w:w="85" w:type="dxa"/>
-              <w:left w:w="85" w:type="dxa"/>
               <w:right w:w="85" w:type="dxa"/>
             </w:tcMar>
           </w:tcPr>
@@ -1220,15 +1220,15 @@
             <w:tcW w:type="dxa" w:w="1218"/>
             <w:tcBorders>
               <w:top w:val="single" w:sz="4" w:color="D9D9D9"/>
+              <w:left w:val="single" w:sz="4" w:color="D9D9D9"/>
               <w:bottom w:val="single" w:sz="4" w:color="D9D9D9"/>
-              <w:left w:val="single" w:sz="4" w:color="D9D9D9"/>
               <w:right w:val="single" w:sz="4" w:color="D9D9D9"/>
             </w:tcBorders>
             <w:shd w:fill="FFFFFF"/>
             <w:tcMar>
               <w:top w:w="85" w:type="dxa"/>
+              <w:left w:w="85" w:type="dxa"/>
               <w:bottom w:w="85" w:type="dxa"/>
-              <w:left w:w="85" w:type="dxa"/>
               <w:right w:w="85" w:type="dxa"/>
             </w:tcMar>
           </w:tcPr>
@@ -1251,15 +1251,15 @@
             <w:tcW w:type="dxa" w:w="2132"/>
             <w:tcBorders>
               <w:top w:val="single" w:sz="4" w:color="D9D9D9"/>
+              <w:left w:val="single" w:sz="4" w:color="D9D9D9"/>
               <w:bottom w:val="single" w:sz="4" w:color="D9D9D9"/>
-              <w:left w:val="single" w:sz="4" w:color="D9D9D9"/>
               <w:right w:val="single" w:sz="4" w:color="D9D9D9"/>
             </w:tcBorders>
             <w:shd w:fill="FFFFFF"/>
             <w:tcMar>
               <w:top w:w="85" w:type="dxa"/>
+              <w:left w:w="85" w:type="dxa"/>
               <w:bottom w:w="85" w:type="dxa"/>
-              <w:left w:w="85" w:type="dxa"/>
               <w:right w:w="85" w:type="dxa"/>
             </w:tcMar>
           </w:tcPr>
@@ -1282,15 +1282,15 @@
             <w:tcW w:type="dxa" w:w="1624"/>
             <w:tcBorders>
               <w:top w:val="single" w:sz="4" w:color="D9D9D9"/>
+              <w:left w:val="single" w:sz="4" w:color="D9D9D9"/>
               <w:bottom w:val="single" w:sz="4" w:color="D9D9D9"/>
-              <w:left w:val="single" w:sz="4" w:color="D9D9D9"/>
               <w:right w:val="single" w:sz="4" w:color="D9D9D9"/>
             </w:tcBorders>
             <w:shd w:fill="FFFFFF"/>
             <w:tcMar>
               <w:top w:w="85" w:type="dxa"/>
+              <w:left w:w="85" w:type="dxa"/>
               <w:bottom w:w="85" w:type="dxa"/>
-              <w:left w:w="85" w:type="dxa"/>
               <w:right w:w="85" w:type="dxa"/>
             </w:tcMar>
           </w:tcPr>
@@ -1313,15 +1313,15 @@
             <w:tcW w:type="dxa" w:w="1827"/>
             <w:tcBorders>
               <w:top w:val="single" w:sz="4" w:color="D9D9D9"/>
+              <w:left w:val="single" w:sz="4" w:color="D9D9D9"/>
               <w:bottom w:val="single" w:sz="4" w:color="D9D9D9"/>
-              <w:left w:val="single" w:sz="4" w:color="D9D9D9"/>
               <w:right w:val="single" w:sz="4" w:color="D9D9D9"/>
             </w:tcBorders>
             <w:shd w:fill="FFFFFF"/>
             <w:tcMar>
               <w:top w:w="85" w:type="dxa"/>
+              <w:left w:w="85" w:type="dxa"/>
               <w:bottom w:w="85" w:type="dxa"/>
-              <w:left w:w="85" w:type="dxa"/>
               <w:right w:w="85" w:type="dxa"/>
             </w:tcMar>
           </w:tcPr>
@@ -1346,15 +1346,15 @@
             <w:tcW w:type="dxa" w:w="1929"/>
             <w:tcBorders>
               <w:top w:val="single" w:sz="4" w:color="D9D9D9"/>
+              <w:left w:val="single" w:sz="4" w:color="D9D9D9"/>
               <w:bottom w:val="single" w:sz="4" w:color="D9D9D9"/>
-              <w:left w:val="single" w:sz="4" w:color="D9D9D9"/>
               <w:right w:val="single" w:sz="4" w:color="D9D9D9"/>
             </w:tcBorders>
             <w:shd w:fill="F1F5F7"/>
             <w:tcMar>
               <w:top w:w="85" w:type="dxa"/>
+              <w:left w:w="85" w:type="dxa"/>
               <w:bottom w:w="85" w:type="dxa"/>
-              <w:left w:w="85" w:type="dxa"/>
               <w:right w:w="85" w:type="dxa"/>
             </w:tcMar>
           </w:tcPr>
@@ -1377,15 +1377,15 @@
             <w:tcW w:type="dxa" w:w="1421"/>
             <w:tcBorders>
               <w:top w:val="single" w:sz="4" w:color="D9D9D9"/>
+              <w:left w:val="single" w:sz="4" w:color="D9D9D9"/>
               <w:bottom w:val="single" w:sz="4" w:color="D9D9D9"/>
-              <w:left w:val="single" w:sz="4" w:color="D9D9D9"/>
               <w:right w:val="single" w:sz="4" w:color="D9D9D9"/>
             </w:tcBorders>
             <w:shd w:fill="F1F5F7"/>
             <w:tcMar>
               <w:top w:w="85" w:type="dxa"/>
+              <w:left w:w="85" w:type="dxa"/>
               <w:bottom w:w="85" w:type="dxa"/>
-              <w:left w:w="85" w:type="dxa"/>
               <w:right w:w="85" w:type="dxa"/>
             </w:tcMar>
           </w:tcPr>
@@ -1408,15 +1408,15 @@
             <w:tcW w:type="dxa" w:w="1218"/>
             <w:tcBorders>
               <w:top w:val="single" w:sz="4" w:color="D9D9D9"/>
+              <w:left w:val="single" w:sz="4" w:color="D9D9D9"/>
               <w:bottom w:val="single" w:sz="4" w:color="D9D9D9"/>
-              <w:left w:val="single" w:sz="4" w:color="D9D9D9"/>
               <w:right w:val="single" w:sz="4" w:color="D9D9D9"/>
             </w:tcBorders>
             <w:shd w:fill="F1F5F7"/>
             <w:tcMar>
               <w:top w:w="85" w:type="dxa"/>
+              <w:left w:w="85" w:type="dxa"/>
               <w:bottom w:w="85" w:type="dxa"/>
-              <w:left w:w="85" w:type="dxa"/>
               <w:right w:w="85" w:type="dxa"/>
             </w:tcMar>
           </w:tcPr>
@@ -1439,15 +1439,15 @@
             <w:tcW w:type="dxa" w:w="2132"/>
             <w:tcBorders>
               <w:top w:val="single" w:sz="4" w:color="D9D9D9"/>
+              <w:left w:val="single" w:sz="4" w:color="D9D9D9"/>
               <w:bottom w:val="single" w:sz="4" w:color="D9D9D9"/>
-              <w:left w:val="single" w:sz="4" w:color="D9D9D9"/>
               <w:right w:val="single" w:sz="4" w:color="D9D9D9"/>
             </w:tcBorders>
             <w:shd w:fill="F1F5F7"/>
             <w:tcMar>
               <w:top w:w="85" w:type="dxa"/>
+              <w:left w:w="85" w:type="dxa"/>
               <w:bottom w:w="85" w:type="dxa"/>
-              <w:left w:w="85" w:type="dxa"/>
               <w:right w:w="85" w:type="dxa"/>
             </w:tcMar>
           </w:tcPr>
@@ -1470,15 +1470,15 @@
             <w:tcW w:type="dxa" w:w="1624"/>
             <w:tcBorders>
               <w:top w:val="single" w:sz="4" w:color="D9D9D9"/>
+              <w:left w:val="single" w:sz="4" w:color="D9D9D9"/>
               <w:bottom w:val="single" w:sz="4" w:color="D9D9D9"/>
-              <w:left w:val="single" w:sz="4" w:color="D9D9D9"/>
               <w:right w:val="single" w:sz="4" w:color="D9D9D9"/>
             </w:tcBorders>
             <w:shd w:fill="F1F5F7"/>
             <w:tcMar>
               <w:top w:w="85" w:type="dxa"/>
+              <w:left w:w="85" w:type="dxa"/>
               <w:bottom w:w="85" w:type="dxa"/>
-              <w:left w:w="85" w:type="dxa"/>
               <w:right w:w="85" w:type="dxa"/>
             </w:tcMar>
           </w:tcPr>
@@ -1501,15 +1501,15 @@
             <w:tcW w:type="dxa" w:w="1827"/>
             <w:tcBorders>
               <w:top w:val="single" w:sz="4" w:color="D9D9D9"/>
+              <w:left w:val="single" w:sz="4" w:color="D9D9D9"/>
               <w:bottom w:val="single" w:sz="4" w:color="D9D9D9"/>
-              <w:left w:val="single" w:sz="4" w:color="D9D9D9"/>
               <w:right w:val="single" w:sz="4" w:color="D9D9D9"/>
             </w:tcBorders>
             <w:shd w:fill="F1F5F7"/>
             <w:tcMar>
               <w:top w:w="85" w:type="dxa"/>
+              <w:left w:w="85" w:type="dxa"/>
               <w:bottom w:w="85" w:type="dxa"/>
-              <w:left w:w="85" w:type="dxa"/>
               <w:right w:w="85" w:type="dxa"/>
             </w:tcMar>
           </w:tcPr>
@@ -1534,15 +1534,15 @@
             <w:tcW w:type="dxa" w:w="1929"/>
             <w:tcBorders>
               <w:top w:val="single" w:sz="4" w:color="D9D9D9"/>
+              <w:left w:val="single" w:sz="4" w:color="D9D9D9"/>
               <w:bottom w:val="single" w:sz="4" w:color="D9D9D9"/>
-              <w:left w:val="single" w:sz="4" w:color="D9D9D9"/>
               <w:right w:val="single" w:sz="4" w:color="D9D9D9"/>
             </w:tcBorders>
             <w:shd w:fill="FFFFFF"/>
             <w:tcMar>
               <w:top w:w="85" w:type="dxa"/>
+              <w:left w:w="85" w:type="dxa"/>
               <w:bottom w:w="85" w:type="dxa"/>
-              <w:left w:w="85" w:type="dxa"/>
               <w:right w:w="85" w:type="dxa"/>
             </w:tcMar>
           </w:tcPr>
@@ -1565,15 +1565,15 @@
             <w:tcW w:type="dxa" w:w="1421"/>
             <w:tcBorders>
               <w:top w:val="single" w:sz="4" w:color="D9D9D9"/>
+              <w:left w:val="single" w:sz="4" w:color="D9D9D9"/>
               <w:bottom w:val="single" w:sz="4" w:color="D9D9D9"/>
-              <w:left w:val="single" w:sz="4" w:color="D9D9D9"/>
               <w:right w:val="single" w:sz="4" w:color="D9D9D9"/>
             </w:tcBorders>
             <w:shd w:fill="FFFFFF"/>
             <w:tcMar>
               <w:top w:w="85" w:type="dxa"/>
+              <w:left w:w="85" w:type="dxa"/>
               <w:bottom w:w="85" w:type="dxa"/>
-              <w:left w:w="85" w:type="dxa"/>
               <w:right w:w="85" w:type="dxa"/>
             </w:tcMar>
           </w:tcPr>
@@ -1596,15 +1596,15 @@
             <w:tcW w:type="dxa" w:w="1218"/>
             <w:tcBorders>
               <w:top w:val="single" w:sz="4" w:color="D9D9D9"/>
+              <w:left w:val="single" w:sz="4" w:color="D9D9D9"/>
               <w:bottom w:val="single" w:sz="4" w:color="D9D9D9"/>
-              <w:left w:val="single" w:sz="4" w:color="D9D9D9"/>
               <w:right w:val="single" w:sz="4" w:color="D9D9D9"/>
             </w:tcBorders>
             <w:shd w:fill="FFFFFF"/>
             <w:tcMar>
               <w:top w:w="85" w:type="dxa"/>
+              <w:left w:w="85" w:type="dxa"/>
               <w:bottom w:w="85" w:type="dxa"/>
-              <w:left w:w="85" w:type="dxa"/>
               <w:right w:w="85" w:type="dxa"/>
             </w:tcMar>
           </w:tcPr>
@@ -1627,15 +1627,15 @@
             <w:tcW w:type="dxa" w:w="2132"/>
             <w:tcBorders>
               <w:top w:val="single" w:sz="4" w:color="D9D9D9"/>
+              <w:left w:val="single" w:sz="4" w:color="D9D9D9"/>
               <w:bottom w:val="single" w:sz="4" w:color="D9D9D9"/>
-              <w:left w:val="single" w:sz="4" w:color="D9D9D9"/>
               <w:right w:val="single" w:sz="4" w:color="D9D9D9"/>
             </w:tcBorders>
             <w:shd w:fill="FFFFFF"/>
             <w:tcMar>
               <w:top w:w="85" w:type="dxa"/>
+              <w:left w:w="85" w:type="dxa"/>
               <w:bottom w:w="85" w:type="dxa"/>
-              <w:left w:w="85" w:type="dxa"/>
               <w:right w:w="85" w:type="dxa"/>
             </w:tcMar>
           </w:tcPr>
@@ -1658,15 +1658,15 @@
             <w:tcW w:type="dxa" w:w="1624"/>
             <w:tcBorders>
               <w:top w:val="single" w:sz="4" w:color="D9D9D9"/>
+              <w:left w:val="single" w:sz="4" w:color="D9D9D9"/>
               <w:bottom w:val="single" w:sz="4" w:color="D9D9D9"/>
-              <w:left w:val="single" w:sz="4" w:color="D9D9D9"/>
               <w:right w:val="single" w:sz="4" w:color="D9D9D9"/>
             </w:tcBorders>
             <w:shd w:fill="FFFFFF"/>
             <w:tcMar>
               <w:top w:w="85" w:type="dxa"/>
+              <w:left w:w="85" w:type="dxa"/>
               <w:bottom w:w="85" w:type="dxa"/>
-              <w:left w:w="85" w:type="dxa"/>
               <w:right w:w="85" w:type="dxa"/>
             </w:tcMar>
           </w:tcPr>
@@ -1689,15 +1689,15 @@
             <w:tcW w:type="dxa" w:w="1827"/>
             <w:tcBorders>
               <w:top w:val="single" w:sz="4" w:color="D9D9D9"/>
+              <w:left w:val="single" w:sz="4" w:color="D9D9D9"/>
               <w:bottom w:val="single" w:sz="4" w:color="D9D9D9"/>
-              <w:left w:val="single" w:sz="4" w:color="D9D9D9"/>
               <w:right w:val="single" w:sz="4" w:color="D9D9D9"/>
             </w:tcBorders>
             <w:shd w:fill="FFFFFF"/>
             <w:tcMar>
               <w:top w:w="85" w:type="dxa"/>
+              <w:left w:w="85" w:type="dxa"/>
               <w:bottom w:w="85" w:type="dxa"/>
-              <w:left w:w="85" w:type="dxa"/>
               <w:right w:w="85" w:type="dxa"/>
             </w:tcMar>
           </w:tcPr>
@@ -1789,15 +1789,15 @@
             <w:tcW w:type="dxa" w:w="4467"/>
             <w:tcBorders>
               <w:top w:val="single" w:sz="4" w:color="D9D9D9"/>
+              <w:left w:val="single" w:sz="4" w:color="D9D9D9"/>
               <w:bottom w:val="single" w:sz="4" w:color="D9D9D9"/>
-              <w:left w:val="single" w:sz="4" w:color="D9D9D9"/>
               <w:right w:val="single" w:sz="4" w:color="D9D9D9"/>
             </w:tcBorders>
             <w:shd w:fill="142D40"/>
             <w:tcMar>
               <w:top w:w="85" w:type="dxa"/>
+              <w:left w:w="85" w:type="dxa"/>
               <w:bottom w:w="85" w:type="dxa"/>
-              <w:left w:w="85" w:type="dxa"/>
               <w:right w:w="85" w:type="dxa"/>
             </w:tcMar>
           </w:tcPr>
@@ -1820,15 +1820,15 @@
             <w:tcW w:type="dxa" w:w="1421"/>
             <w:tcBorders>
               <w:top w:val="single" w:sz="4" w:color="D9D9D9"/>
+              <w:left w:val="single" w:sz="4" w:color="D9D9D9"/>
               <w:bottom w:val="single" w:sz="4" w:color="D9D9D9"/>
-              <w:left w:val="single" w:sz="4" w:color="D9D9D9"/>
               <w:right w:val="single" w:sz="4" w:color="D9D9D9"/>
             </w:tcBorders>
             <w:shd w:fill="142D40"/>
             <w:tcMar>
               <w:top w:w="85" w:type="dxa"/>
+              <w:left w:w="85" w:type="dxa"/>
               <w:bottom w:w="85" w:type="dxa"/>
-              <w:left w:w="85" w:type="dxa"/>
               <w:right w:w="85" w:type="dxa"/>
             </w:tcMar>
           </w:tcPr>
@@ -1851,15 +1851,15 @@
             <w:tcW w:type="dxa" w:w="1421"/>
             <w:tcBorders>
               <w:top w:val="single" w:sz="4" w:color="D9D9D9"/>
+              <w:left w:val="single" w:sz="4" w:color="D9D9D9"/>
               <w:bottom w:val="single" w:sz="4" w:color="D9D9D9"/>
-              <w:left w:val="single" w:sz="4" w:color="D9D9D9"/>
               <w:right w:val="single" w:sz="4" w:color="D9D9D9"/>
             </w:tcBorders>
             <w:shd w:fill="142D40"/>
             <w:tcMar>
               <w:top w:w="85" w:type="dxa"/>
+              <w:left w:w="85" w:type="dxa"/>
               <w:bottom w:w="85" w:type="dxa"/>
-              <w:left w:w="85" w:type="dxa"/>
               <w:right w:w="85" w:type="dxa"/>
             </w:tcMar>
           </w:tcPr>
@@ -1882,15 +1882,15 @@
             <w:tcW w:type="dxa" w:w="1421"/>
             <w:tcBorders>
               <w:top w:val="single" w:sz="4" w:color="D9D9D9"/>
+              <w:left w:val="single" w:sz="4" w:color="D9D9D9"/>
               <w:bottom w:val="single" w:sz="4" w:color="D9D9D9"/>
-              <w:left w:val="single" w:sz="4" w:color="D9D9D9"/>
               <w:right w:val="single" w:sz="4" w:color="D9D9D9"/>
             </w:tcBorders>
             <w:shd w:fill="142D40"/>
             <w:tcMar>
               <w:top w:w="85" w:type="dxa"/>
+              <w:left w:w="85" w:type="dxa"/>
               <w:bottom w:w="85" w:type="dxa"/>
-              <w:left w:w="85" w:type="dxa"/>
               <w:right w:w="85" w:type="dxa"/>
             </w:tcMar>
           </w:tcPr>
@@ -1913,15 +1913,15 @@
             <w:tcW w:type="dxa" w:w="1421"/>
             <w:tcBorders>
               <w:top w:val="single" w:sz="4" w:color="D9D9D9"/>
+              <w:left w:val="single" w:sz="4" w:color="D9D9D9"/>
               <w:bottom w:val="single" w:sz="4" w:color="D9D9D9"/>
-              <w:left w:val="single" w:sz="4" w:color="D9D9D9"/>
               <w:right w:val="single" w:sz="4" w:color="D9D9D9"/>
             </w:tcBorders>
             <w:shd w:fill="142D40"/>
             <w:tcMar>
               <w:top w:w="85" w:type="dxa"/>
+              <w:left w:w="85" w:type="dxa"/>
               <w:bottom w:w="85" w:type="dxa"/>
-              <w:left w:w="85" w:type="dxa"/>
               <w:right w:w="85" w:type="dxa"/>
             </w:tcMar>
           </w:tcPr>
@@ -1946,15 +1946,15 @@
             <w:tcW w:type="dxa" w:w="4467"/>
             <w:tcBorders>
               <w:top w:val="single" w:sz="4" w:color="D9D9D9"/>
+              <w:left w:val="single" w:sz="4" w:color="D9D9D9"/>
               <w:bottom w:val="single" w:sz="4" w:color="D9D9D9"/>
-              <w:left w:val="single" w:sz="4" w:color="D9D9D9"/>
               <w:right w:val="single" w:sz="4" w:color="D9D9D9"/>
             </w:tcBorders>
             <w:shd w:fill="FFFFFF"/>
             <w:tcMar>
               <w:top w:w="85" w:type="dxa"/>
+              <w:left w:w="85" w:type="dxa"/>
               <w:bottom w:w="85" w:type="dxa"/>
-              <w:left w:w="85" w:type="dxa"/>
               <w:right w:w="85" w:type="dxa"/>
             </w:tcMar>
           </w:tcPr>
@@ -1977,15 +1977,15 @@
             <w:tcW w:type="dxa" w:w="1421"/>
             <w:tcBorders>
               <w:top w:val="single" w:sz="4" w:color="D9D9D9"/>
+              <w:left w:val="single" w:sz="4" w:color="D9D9D9"/>
               <w:bottom w:val="single" w:sz="4" w:color="D9D9D9"/>
-              <w:left w:val="single" w:sz="4" w:color="D9D9D9"/>
               <w:right w:val="single" w:sz="4" w:color="D9D9D9"/>
             </w:tcBorders>
             <w:shd w:fill="FFFFFF"/>
             <w:tcMar>
               <w:top w:w="85" w:type="dxa"/>
+              <w:left w:w="85" w:type="dxa"/>
               <w:bottom w:w="85" w:type="dxa"/>
-              <w:left w:w="85" w:type="dxa"/>
               <w:right w:w="85" w:type="dxa"/>
             </w:tcMar>
           </w:tcPr>
@@ -2008,15 +2008,15 @@
             <w:tcW w:type="dxa" w:w="1421"/>
             <w:tcBorders>
               <w:top w:val="single" w:sz="4" w:color="D9D9D9"/>
+              <w:left w:val="single" w:sz="4" w:color="D9D9D9"/>
               <w:bottom w:val="single" w:sz="4" w:color="D9D9D9"/>
-              <w:left w:val="single" w:sz="4" w:color="D9D9D9"/>
               <w:right w:val="single" w:sz="4" w:color="D9D9D9"/>
             </w:tcBorders>
             <w:shd w:fill="FFFFFF"/>
             <w:tcMar>
               <w:top w:w="85" w:type="dxa"/>
+              <w:left w:w="85" w:type="dxa"/>
               <w:bottom w:w="85" w:type="dxa"/>
-              <w:left w:w="85" w:type="dxa"/>
               <w:right w:w="85" w:type="dxa"/>
             </w:tcMar>
           </w:tcPr>
@@ -2038,15 +2038,15 @@
             <w:tcW w:type="dxa" w:w="1421"/>
             <w:tcBorders>
               <w:top w:val="single" w:sz="4" w:color="D9D9D9"/>
+              <w:left w:val="single" w:sz="4" w:color="D9D9D9"/>
               <w:bottom w:val="single" w:sz="4" w:color="D9D9D9"/>
-              <w:left w:val="single" w:sz="4" w:color="D9D9D9"/>
               <w:right w:val="single" w:sz="4" w:color="D9D9D9"/>
             </w:tcBorders>
             <w:shd w:fill="FFFFFF"/>
             <w:tcMar>
               <w:top w:w="85" w:type="dxa"/>
+              <w:left w:w="85" w:type="dxa"/>
               <w:bottom w:w="85" w:type="dxa"/>
-              <w:left w:w="85" w:type="dxa"/>
               <w:right w:w="85" w:type="dxa"/>
             </w:tcMar>
           </w:tcPr>
@@ -2068,15 +2068,15 @@
             <w:tcW w:type="dxa" w:w="1421"/>
             <w:tcBorders>
               <w:top w:val="single" w:sz="4" w:color="D9D9D9"/>
+              <w:left w:val="single" w:sz="4" w:color="D9D9D9"/>
               <w:bottom w:val="single" w:sz="4" w:color="D9D9D9"/>
-              <w:left w:val="single" w:sz="4" w:color="D9D9D9"/>
               <w:right w:val="single" w:sz="4" w:color="D9D9D9"/>
             </w:tcBorders>
             <w:shd w:fill="FFFFFF"/>
             <w:tcMar>
               <w:top w:w="85" w:type="dxa"/>
+              <w:left w:w="85" w:type="dxa"/>
               <w:bottom w:w="85" w:type="dxa"/>
-              <w:left w:w="85" w:type="dxa"/>
               <w:right w:w="85" w:type="dxa"/>
             </w:tcMar>
           </w:tcPr>
@@ -2100,15 +2100,15 @@
             <w:tcW w:type="dxa" w:w="4467"/>
             <w:tcBorders>
               <w:top w:val="single" w:sz="4" w:color="D9D9D9"/>
+              <w:left w:val="single" w:sz="4" w:color="D9D9D9"/>
               <w:bottom w:val="single" w:sz="4" w:color="D9D9D9"/>
-              <w:left w:val="single" w:sz="4" w:color="D9D9D9"/>
               <w:right w:val="single" w:sz="4" w:color="D9D9D9"/>
             </w:tcBorders>
             <w:shd w:fill="F1F5F7"/>
             <w:tcMar>
               <w:top w:w="85" w:type="dxa"/>
+              <w:left w:w="85" w:type="dxa"/>
               <w:bottom w:w="85" w:type="dxa"/>
-              <w:left w:w="85" w:type="dxa"/>
               <w:right w:w="85" w:type="dxa"/>
             </w:tcMar>
           </w:tcPr>
@@ -2131,15 +2131,15 @@
             <w:tcW w:type="dxa" w:w="1421"/>
             <w:tcBorders>
               <w:top w:val="single" w:sz="4" w:color="D9D9D9"/>
+              <w:left w:val="single" w:sz="4" w:color="D9D9D9"/>
               <w:bottom w:val="single" w:sz="4" w:color="D9D9D9"/>
-              <w:left w:val="single" w:sz="4" w:color="D9D9D9"/>
               <w:right w:val="single" w:sz="4" w:color="D9D9D9"/>
             </w:tcBorders>
             <w:shd w:fill="F1F5F7"/>
             <w:tcMar>
               <w:top w:w="85" w:type="dxa"/>
+              <w:left w:w="85" w:type="dxa"/>
               <w:bottom w:w="85" w:type="dxa"/>
-              <w:left w:w="85" w:type="dxa"/>
               <w:right w:w="85" w:type="dxa"/>
             </w:tcMar>
           </w:tcPr>
@@ -2161,15 +2161,15 @@
             <w:tcW w:type="dxa" w:w="1421"/>
             <w:tcBorders>
               <w:top w:val="single" w:sz="4" w:color="D9D9D9"/>
+              <w:left w:val="single" w:sz="4" w:color="D9D9D9"/>
               <w:bottom w:val="single" w:sz="4" w:color="D9D9D9"/>
-              <w:left w:val="single" w:sz="4" w:color="D9D9D9"/>
               <w:right w:val="single" w:sz="4" w:color="D9D9D9"/>
             </w:tcBorders>
             <w:shd w:fill="F1F5F7"/>
             <w:tcMar>
               <w:top w:w="85" w:type="dxa"/>
+              <w:left w:w="85" w:type="dxa"/>
               <w:bottom w:w="85" w:type="dxa"/>
-              <w:left w:w="85" w:type="dxa"/>
               <w:right w:w="85" w:type="dxa"/>
             </w:tcMar>
           </w:tcPr>
@@ -2192,15 +2192,15 @@
             <w:tcW w:type="dxa" w:w="1421"/>
             <w:tcBorders>
               <w:top w:val="single" w:sz="4" w:color="D9D9D9"/>
+              <w:left w:val="single" w:sz="4" w:color="D9D9D9"/>
               <w:bottom w:val="single" w:sz="4" w:color="D9D9D9"/>
-              <w:left w:val="single" w:sz="4" w:color="D9D9D9"/>
               <w:right w:val="single" w:sz="4" w:color="D9D9D9"/>
             </w:tcBorders>
             <w:shd w:fill="F1F5F7"/>
             <w:tcMar>
               <w:top w:w="85" w:type="dxa"/>
+              <w:left w:w="85" w:type="dxa"/>
               <w:bottom w:w="85" w:type="dxa"/>
-              <w:left w:w="85" w:type="dxa"/>
               <w:right w:w="85" w:type="dxa"/>
             </w:tcMar>
           </w:tcPr>
@@ -2222,15 +2222,15 @@
             <w:tcW w:type="dxa" w:w="1421"/>
             <w:tcBorders>
               <w:top w:val="single" w:sz="4" w:color="D9D9D9"/>
+              <w:left w:val="single" w:sz="4" w:color="D9D9D9"/>
               <w:bottom w:val="single" w:sz="4" w:color="D9D9D9"/>
-              <w:left w:val="single" w:sz="4" w:color="D9D9D9"/>
               <w:right w:val="single" w:sz="4" w:color="D9D9D9"/>
             </w:tcBorders>
             <w:shd w:fill="F1F5F7"/>
             <w:tcMar>
               <w:top w:w="85" w:type="dxa"/>
+              <w:left w:w="85" w:type="dxa"/>
               <w:bottom w:w="85" w:type="dxa"/>
-              <w:left w:w="85" w:type="dxa"/>
               <w:right w:w="85" w:type="dxa"/>
             </w:tcMar>
           </w:tcPr>
@@ -2254,15 +2254,15 @@
             <w:tcW w:type="dxa" w:w="4467"/>
             <w:tcBorders>
               <w:top w:val="single" w:sz="4" w:color="D9D9D9"/>
+              <w:left w:val="single" w:sz="4" w:color="D9D9D9"/>
               <w:bottom w:val="single" w:sz="4" w:color="D9D9D9"/>
-              <w:left w:val="single" w:sz="4" w:color="D9D9D9"/>
               <w:right w:val="single" w:sz="4" w:color="D9D9D9"/>
             </w:tcBorders>
             <w:shd w:fill="FFFFFF"/>
             <w:tcMar>
               <w:top w:w="85" w:type="dxa"/>
+              <w:left w:w="85" w:type="dxa"/>
               <w:bottom w:w="85" w:type="dxa"/>
-              <w:left w:w="85" w:type="dxa"/>
               <w:right w:w="85" w:type="dxa"/>
             </w:tcMar>
           </w:tcPr>
@@ -2285,15 +2285,15 @@
             <w:tcW w:type="dxa" w:w="1421"/>
             <w:tcBorders>
               <w:top w:val="single" w:sz="4" w:color="D9D9D9"/>
+              <w:left w:val="single" w:sz="4" w:color="D9D9D9"/>
               <w:bottom w:val="single" w:sz="4" w:color="D9D9D9"/>
-              <w:left w:val="single" w:sz="4" w:color="D9D9D9"/>
               <w:right w:val="single" w:sz="4" w:color="D9D9D9"/>
             </w:tcBorders>
             <w:shd w:fill="FFFFFF"/>
             <w:tcMar>
               <w:top w:w="85" w:type="dxa"/>
+              <w:left w:w="85" w:type="dxa"/>
               <w:bottom w:w="85" w:type="dxa"/>
-              <w:left w:w="85" w:type="dxa"/>
               <w:right w:w="85" w:type="dxa"/>
             </w:tcMar>
           </w:tcPr>
@@ -2316,15 +2316,15 @@
             <w:tcW w:type="dxa" w:w="1421"/>
             <w:tcBorders>
               <w:top w:val="single" w:sz="4" w:color="D9D9D9"/>
+              <w:left w:val="single" w:sz="4" w:color="D9D9D9"/>
               <w:bottom w:val="single" w:sz="4" w:color="D9D9D9"/>
-              <w:left w:val="single" w:sz="4" w:color="D9D9D9"/>
               <w:right w:val="single" w:sz="4" w:color="D9D9D9"/>
             </w:tcBorders>
             <w:shd w:fill="FFFFFF"/>
             <w:tcMar>
               <w:top w:w="85" w:type="dxa"/>
+              <w:left w:w="85" w:type="dxa"/>
               <w:bottom w:w="85" w:type="dxa"/>
-              <w:left w:w="85" w:type="dxa"/>
               <w:right w:w="85" w:type="dxa"/>
             </w:tcMar>
           </w:tcPr>
@@ -2347,15 +2347,15 @@
             <w:tcW w:type="dxa" w:w="1421"/>
             <w:tcBorders>
               <w:top w:val="single" w:sz="4" w:color="D9D9D9"/>
+              <w:left w:val="single" w:sz="4" w:color="D9D9D9"/>
               <w:bottom w:val="single" w:sz="4" w:color="D9D9D9"/>
-              <w:left w:val="single" w:sz="4" w:color="D9D9D9"/>
               <w:right w:val="single" w:sz="4" w:color="D9D9D9"/>
             </w:tcBorders>
             <w:shd w:fill="FFFFFF"/>
             <w:tcMar>
               <w:top w:w="85" w:type="dxa"/>
+              <w:left w:w="85" w:type="dxa"/>
               <w:bottom w:w="85" w:type="dxa"/>
-              <w:left w:w="85" w:type="dxa"/>
               <w:right w:w="85" w:type="dxa"/>
             </w:tcMar>
           </w:tcPr>
@@ -2377,15 +2377,15 @@
             <w:tcW w:type="dxa" w:w="1421"/>
             <w:tcBorders>
               <w:top w:val="single" w:sz="4" w:color="D9D9D9"/>
+              <w:left w:val="single" w:sz="4" w:color="D9D9D9"/>
               <w:bottom w:val="single" w:sz="4" w:color="D9D9D9"/>
-              <w:left w:val="single" w:sz="4" w:color="D9D9D9"/>
               <w:right w:val="single" w:sz="4" w:color="D9D9D9"/>
             </w:tcBorders>
             <w:shd w:fill="FFFFFF"/>
             <w:tcMar>
               <w:top w:w="85" w:type="dxa"/>
+              <w:left w:w="85" w:type="dxa"/>
               <w:bottom w:w="85" w:type="dxa"/>
-              <w:left w:w="85" w:type="dxa"/>
               <w:right w:w="85" w:type="dxa"/>
             </w:tcMar>
           </w:tcPr>
@@ -2409,15 +2409,15 @@
             <w:tcW w:type="dxa" w:w="4467"/>
             <w:tcBorders>
               <w:top w:val="single" w:sz="4" w:color="D9D9D9"/>
+              <w:left w:val="single" w:sz="4" w:color="D9D9D9"/>
               <w:bottom w:val="single" w:sz="4" w:color="D9D9D9"/>
-              <w:left w:val="single" w:sz="4" w:color="D9D9D9"/>
               <w:right w:val="single" w:sz="4" w:color="D9D9D9"/>
             </w:tcBorders>
             <w:shd w:fill="F1F5F7"/>
             <w:tcMar>
               <w:top w:w="85" w:type="dxa"/>
+              <w:left w:w="85" w:type="dxa"/>
               <w:bottom w:w="85" w:type="dxa"/>
-              <w:left w:w="85" w:type="dxa"/>
               <w:right w:w="85" w:type="dxa"/>
             </w:tcMar>
           </w:tcPr>
@@ -2440,15 +2440,15 @@
             <w:tcW w:type="dxa" w:w="1421"/>
             <w:tcBorders>
               <w:top w:val="single" w:sz="4" w:color="D9D9D9"/>
+              <w:left w:val="single" w:sz="4" w:color="D9D9D9"/>
               <w:bottom w:val="single" w:sz="4" w:color="D9D9D9"/>
-              <w:left w:val="single" w:sz="4" w:color="D9D9D9"/>
               <w:right w:val="single" w:sz="4" w:color="D9D9D9"/>
             </w:tcBorders>
             <w:shd w:fill="F1F5F7"/>
             <w:tcMar>
               <w:top w:w="85" w:type="dxa"/>
+              <w:left w:w="85" w:type="dxa"/>
               <w:bottom w:w="85" w:type="dxa"/>
-              <w:left w:w="85" w:type="dxa"/>
               <w:right w:w="85" w:type="dxa"/>
             </w:tcMar>
           </w:tcPr>
@@ -2470,15 +2470,15 @@
             <w:tcW w:type="dxa" w:w="1421"/>
             <w:tcBorders>
               <w:top w:val="single" w:sz="4" w:color="D9D9D9"/>
+              <w:left w:val="single" w:sz="4" w:color="D9D9D9"/>
               <w:bottom w:val="single" w:sz="4" w:color="D9D9D9"/>
-              <w:left w:val="single" w:sz="4" w:color="D9D9D9"/>
               <w:right w:val="single" w:sz="4" w:color="D9D9D9"/>
             </w:tcBorders>
             <w:shd w:fill="F1F5F7"/>
             <w:tcMar>
               <w:top w:w="85" w:type="dxa"/>
+              <w:left w:w="85" w:type="dxa"/>
               <w:bottom w:w="85" w:type="dxa"/>
-              <w:left w:w="85" w:type="dxa"/>
               <w:right w:w="85" w:type="dxa"/>
             </w:tcMar>
           </w:tcPr>
@@ -2500,15 +2500,15 @@
             <w:tcW w:type="dxa" w:w="1421"/>
             <w:tcBorders>
               <w:top w:val="single" w:sz="4" w:color="D9D9D9"/>
+              <w:left w:val="single" w:sz="4" w:color="D9D9D9"/>
               <w:bottom w:val="single" w:sz="4" w:color="D9D9D9"/>
-              <w:left w:val="single" w:sz="4" w:color="D9D9D9"/>
               <w:right w:val="single" w:sz="4" w:color="D9D9D9"/>
             </w:tcBorders>
             <w:shd w:fill="F1F5F7"/>
             <w:tcMar>
               <w:top w:w="85" w:type="dxa"/>
+              <w:left w:w="85" w:type="dxa"/>
               <w:bottom w:w="85" w:type="dxa"/>
-              <w:left w:w="85" w:type="dxa"/>
               <w:right w:w="85" w:type="dxa"/>
             </w:tcMar>
           </w:tcPr>
@@ -2531,15 +2531,15 @@
             <w:tcW w:type="dxa" w:w="1421"/>
             <w:tcBorders>
               <w:top w:val="single" w:sz="4" w:color="D9D9D9"/>
+              <w:left w:val="single" w:sz="4" w:color="D9D9D9"/>
               <w:bottom w:val="single" w:sz="4" w:color="D9D9D9"/>
-              <w:left w:val="single" w:sz="4" w:color="D9D9D9"/>
               <w:right w:val="single" w:sz="4" w:color="D9D9D9"/>
             </w:tcBorders>
             <w:shd w:fill="F1F5F7"/>
             <w:tcMar>
               <w:top w:w="85" w:type="dxa"/>
+              <w:left w:w="85" w:type="dxa"/>
               <w:bottom w:w="85" w:type="dxa"/>
-              <w:left w:w="85" w:type="dxa"/>
               <w:right w:w="85" w:type="dxa"/>
             </w:tcMar>
           </w:tcPr>
@@ -2564,15 +2564,15 @@
             <w:tcW w:type="dxa" w:w="4467"/>
             <w:tcBorders>
               <w:top w:val="single" w:sz="4" w:color="D9D9D9"/>
+              <w:left w:val="single" w:sz="4" w:color="D9D9D9"/>
               <w:bottom w:val="single" w:sz="4" w:color="D9D9D9"/>
-              <w:left w:val="single" w:sz="4" w:color="D9D9D9"/>
               <w:right w:val="single" w:sz="4" w:color="D9D9D9"/>
             </w:tcBorders>
             <w:shd w:fill="FFFFFF"/>
             <w:tcMar>
               <w:top w:w="85" w:type="dxa"/>
+              <w:left w:w="85" w:type="dxa"/>
               <w:bottom w:w="85" w:type="dxa"/>
-              <w:left w:w="85" w:type="dxa"/>
               <w:right w:w="85" w:type="dxa"/>
             </w:tcMar>
           </w:tcPr>
@@ -2595,15 +2595,15 @@
             <w:tcW w:type="dxa" w:w="1421"/>
             <w:tcBorders>
               <w:top w:val="single" w:sz="4" w:color="D9D9D9"/>
+              <w:left w:val="single" w:sz="4" w:color="D9D9D9"/>
               <w:bottom w:val="single" w:sz="4" w:color="D9D9D9"/>
-              <w:left w:val="single" w:sz="4" w:color="D9D9D9"/>
               <w:right w:val="single" w:sz="4" w:color="D9D9D9"/>
             </w:tcBorders>
             <w:shd w:fill="FFFFFF"/>
             <w:tcMar>
               <w:top w:w="85" w:type="dxa"/>
+              <w:left w:w="85" w:type="dxa"/>
               <w:bottom w:w="85" w:type="dxa"/>
-              <w:left w:w="85" w:type="dxa"/>
               <w:right w:w="85" w:type="dxa"/>
             </w:tcMar>
           </w:tcPr>
@@ -2625,15 +2625,15 @@
             <w:tcW w:type="dxa" w:w="1421"/>
             <w:tcBorders>
               <w:top w:val="single" w:sz="4" w:color="D9D9D9"/>
+              <w:left w:val="single" w:sz="4" w:color="D9D9D9"/>
               <w:bottom w:val="single" w:sz="4" w:color="D9D9D9"/>
-              <w:left w:val="single" w:sz="4" w:color="D9D9D9"/>
               <w:right w:val="single" w:sz="4" w:color="D9D9D9"/>
             </w:tcBorders>
             <w:shd w:fill="FFFFFF"/>
             <w:tcMar>
               <w:top w:w="85" w:type="dxa"/>
+              <w:left w:w="85" w:type="dxa"/>
               <w:bottom w:w="85" w:type="dxa"/>
-              <w:left w:w="85" w:type="dxa"/>
               <w:right w:w="85" w:type="dxa"/>
             </w:tcMar>
           </w:tcPr>
@@ -2655,15 +2655,15 @@
             <w:tcW w:type="dxa" w:w="1421"/>
             <w:tcBorders>
               <w:top w:val="single" w:sz="4" w:color="D9D9D9"/>
+              <w:left w:val="single" w:sz="4" w:color="D9D9D9"/>
               <w:bottom w:val="single" w:sz="4" w:color="D9D9D9"/>
-              <w:left w:val="single" w:sz="4" w:color="D9D9D9"/>
               <w:right w:val="single" w:sz="4" w:color="D9D9D9"/>
             </w:tcBorders>
             <w:shd w:fill="FFFFFF"/>
             <w:tcMar>
               <w:top w:w="85" w:type="dxa"/>
+              <w:left w:w="85" w:type="dxa"/>
               <w:bottom w:w="85" w:type="dxa"/>
-              <w:left w:w="85" w:type="dxa"/>
               <w:right w:w="85" w:type="dxa"/>
             </w:tcMar>
           </w:tcPr>
@@ -2685,15 +2685,15 @@
             <w:tcW w:type="dxa" w:w="1421"/>
             <w:tcBorders>
               <w:top w:val="single" w:sz="4" w:color="D9D9D9"/>
+              <w:left w:val="single" w:sz="4" w:color="D9D9D9"/>
               <w:bottom w:val="single" w:sz="4" w:color="D9D9D9"/>
-              <w:left w:val="single" w:sz="4" w:color="D9D9D9"/>
               <w:right w:val="single" w:sz="4" w:color="D9D9D9"/>
             </w:tcBorders>
             <w:shd w:fill="FFFFFF"/>
             <w:tcMar>
               <w:top w:w="85" w:type="dxa"/>
+              <w:left w:w="85" w:type="dxa"/>
               <w:bottom w:w="85" w:type="dxa"/>
-              <w:left w:w="85" w:type="dxa"/>
               <w:right w:w="85" w:type="dxa"/>
             </w:tcMar>
           </w:tcPr>
@@ -2718,15 +2718,15 @@
             <w:tcW w:type="dxa" w:w="4467"/>
             <w:tcBorders>
               <w:top w:val="single" w:sz="4" w:color="D9D9D9"/>
+              <w:left w:val="single" w:sz="4" w:color="D9D9D9"/>
               <w:bottom w:val="single" w:sz="4" w:color="D9D9D9"/>
-              <w:left w:val="single" w:sz="4" w:color="D9D9D9"/>
               <w:right w:val="single" w:sz="4" w:color="D9D9D9"/>
             </w:tcBorders>
             <w:shd w:fill="F1F5F7"/>
             <w:tcMar>
               <w:top w:w="85" w:type="dxa"/>
+              <w:left w:w="85" w:type="dxa"/>
               <w:bottom w:w="85" w:type="dxa"/>
-              <w:left w:w="85" w:type="dxa"/>
               <w:right w:w="85" w:type="dxa"/>
             </w:tcMar>
           </w:tcPr>
@@ -2749,15 +2749,15 @@
             <w:tcW w:type="dxa" w:w="1421"/>
             <w:tcBorders>
               <w:top w:val="single" w:sz="4" w:color="D9D9D9"/>
+              <w:left w:val="single" w:sz="4" w:color="D9D9D9"/>
               <w:bottom w:val="single" w:sz="4" w:color="D9D9D9"/>
-              <w:left w:val="single" w:sz="4" w:color="D9D9D9"/>
               <w:right w:val="single" w:sz="4" w:color="D9D9D9"/>
             </w:tcBorders>
             <w:shd w:fill="F1F5F7"/>
             <w:tcMar>
               <w:top w:w="85" w:type="dxa"/>
+              <w:left w:w="85" w:type="dxa"/>
               <w:bottom w:w="85" w:type="dxa"/>
-              <w:left w:w="85" w:type="dxa"/>
               <w:right w:w="85" w:type="dxa"/>
             </w:tcMar>
           </w:tcPr>
@@ -2779,15 +2779,15 @@
             <w:tcW w:type="dxa" w:w="1421"/>
             <w:tcBorders>
               <w:top w:val="single" w:sz="4" w:color="D9D9D9"/>
+              <w:left w:val="single" w:sz="4" w:color="D9D9D9"/>
               <w:bottom w:val="single" w:sz="4" w:color="D9D9D9"/>
-              <w:left w:val="single" w:sz="4" w:color="D9D9D9"/>
               <w:right w:val="single" w:sz="4" w:color="D9D9D9"/>
             </w:tcBorders>
             <w:shd w:fill="F1F5F7"/>
             <w:tcMar>
               <w:top w:w="85" w:type="dxa"/>
+              <w:left w:w="85" w:type="dxa"/>
               <w:bottom w:w="85" w:type="dxa"/>
-              <w:left w:w="85" w:type="dxa"/>
               <w:right w:w="85" w:type="dxa"/>
             </w:tcMar>
           </w:tcPr>
@@ -2809,15 +2809,15 @@
             <w:tcW w:type="dxa" w:w="1421"/>
             <w:tcBorders>
               <w:top w:val="single" w:sz="4" w:color="D9D9D9"/>
+              <w:left w:val="single" w:sz="4" w:color="D9D9D9"/>
               <w:bottom w:val="single" w:sz="4" w:color="D9D9D9"/>
-              <w:left w:val="single" w:sz="4" w:color="D9D9D9"/>
               <w:right w:val="single" w:sz="4" w:color="D9D9D9"/>
             </w:tcBorders>
             <w:shd w:fill="F1F5F7"/>
             <w:tcMar>
               <w:top w:w="85" w:type="dxa"/>
+              <w:left w:w="85" w:type="dxa"/>
               <w:bottom w:w="85" w:type="dxa"/>
-              <w:left w:w="85" w:type="dxa"/>
               <w:right w:w="85" w:type="dxa"/>
             </w:tcMar>
           </w:tcPr>
@@ -2840,15 +2840,15 @@
             <w:tcW w:type="dxa" w:w="1421"/>
             <w:tcBorders>
               <w:top w:val="single" w:sz="4" w:color="D9D9D9"/>
+              <w:left w:val="single" w:sz="4" w:color="D9D9D9"/>
               <w:bottom w:val="single" w:sz="4" w:color="D9D9D9"/>
-              <w:left w:val="single" w:sz="4" w:color="D9D9D9"/>
               <w:right w:val="single" w:sz="4" w:color="D9D9D9"/>
             </w:tcBorders>
             <w:shd w:fill="F1F5F7"/>
             <w:tcMar>
               <w:top w:w="85" w:type="dxa"/>
+              <w:left w:w="85" w:type="dxa"/>
               <w:bottom w:w="85" w:type="dxa"/>
-              <w:left w:w="85" w:type="dxa"/>
               <w:right w:w="85" w:type="dxa"/>
             </w:tcMar>
           </w:tcPr>
@@ -2872,15 +2872,15 @@
             <w:tcW w:type="dxa" w:w="4467"/>
             <w:tcBorders>
               <w:top w:val="single" w:sz="4" w:color="D9D9D9"/>
+              <w:left w:val="single" w:sz="4" w:color="D9D9D9"/>
               <w:bottom w:val="single" w:sz="4" w:color="D9D9D9"/>
-              <w:left w:val="single" w:sz="4" w:color="D9D9D9"/>
               <w:right w:val="single" w:sz="4" w:color="D9D9D9"/>
             </w:tcBorders>
             <w:shd w:fill="FFFFFF"/>
             <w:tcMar>
               <w:top w:w="85" w:type="dxa"/>
+              <w:left w:w="85" w:type="dxa"/>
               <w:bottom w:w="85" w:type="dxa"/>
-              <w:left w:w="85" w:type="dxa"/>
               <w:right w:w="85" w:type="dxa"/>
             </w:tcMar>
           </w:tcPr>
@@ -2903,15 +2903,15 @@
             <w:tcW w:type="dxa" w:w="1421"/>
             <w:tcBorders>
               <w:top w:val="single" w:sz="4" w:color="D9D9D9"/>
+              <w:left w:val="single" w:sz="4" w:color="D9D9D9"/>
               <w:bottom w:val="single" w:sz="4" w:color="D9D9D9"/>
-              <w:left w:val="single" w:sz="4" w:color="D9D9D9"/>
               <w:right w:val="single" w:sz="4" w:color="D9D9D9"/>
             </w:tcBorders>
             <w:shd w:fill="FFFFFF"/>
             <w:tcMar>
               <w:top w:w="85" w:type="dxa"/>
+              <w:left w:w="85" w:type="dxa"/>
               <w:bottom w:w="85" w:type="dxa"/>
-              <w:left w:w="85" w:type="dxa"/>
               <w:right w:w="85" w:type="dxa"/>
             </w:tcMar>
           </w:tcPr>
@@ -2934,15 +2934,15 @@
             <w:tcW w:type="dxa" w:w="1421"/>
             <w:tcBorders>
               <w:top w:val="single" w:sz="4" w:color="D9D9D9"/>
+              <w:left w:val="single" w:sz="4" w:color="D9D9D9"/>
               <w:bottom w:val="single" w:sz="4" w:color="D9D9D9"/>
-              <w:left w:val="single" w:sz="4" w:color="D9D9D9"/>
               <w:right w:val="single" w:sz="4" w:color="D9D9D9"/>
             </w:tcBorders>
             <w:shd w:fill="FFFFFF"/>
             <w:tcMar>
               <w:top w:w="85" w:type="dxa"/>
+              <w:left w:w="85" w:type="dxa"/>
               <w:bottom w:w="85" w:type="dxa"/>
-              <w:left w:w="85" w:type="dxa"/>
               <w:right w:w="85" w:type="dxa"/>
             </w:tcMar>
           </w:tcPr>
@@ -2965,15 +2965,15 @@
             <w:tcW w:type="dxa" w:w="1421"/>
             <w:tcBorders>
               <w:top w:val="single" w:sz="4" w:color="D9D9D9"/>
+              <w:left w:val="single" w:sz="4" w:color="D9D9D9"/>
               <w:bottom w:val="single" w:sz="4" w:color="D9D9D9"/>
-              <w:left w:val="single" w:sz="4" w:color="D9D9D9"/>
               <w:right w:val="single" w:sz="4" w:color="D9D9D9"/>
             </w:tcBorders>
             <w:shd w:fill="FFFFFF"/>
             <w:tcMar>
               <w:top w:w="85" w:type="dxa"/>
+              <w:left w:w="85" w:type="dxa"/>
               <w:bottom w:w="85" w:type="dxa"/>
-              <w:left w:w="85" w:type="dxa"/>
               <w:right w:w="85" w:type="dxa"/>
             </w:tcMar>
           </w:tcPr>
@@ -2995,15 +2995,15 @@
             <w:tcW w:type="dxa" w:w="1421"/>
             <w:tcBorders>
               <w:top w:val="single" w:sz="4" w:color="D9D9D9"/>
+              <w:left w:val="single" w:sz="4" w:color="D9D9D9"/>
               <w:bottom w:val="single" w:sz="4" w:color="D9D9D9"/>
-              <w:left w:val="single" w:sz="4" w:color="D9D9D9"/>
               <w:right w:val="single" w:sz="4" w:color="D9D9D9"/>
             </w:tcBorders>
             <w:shd w:fill="FFFFFF"/>
             <w:tcMar>
               <w:top w:w="85" w:type="dxa"/>
+              <w:left w:w="85" w:type="dxa"/>
               <w:bottom w:w="85" w:type="dxa"/>
-              <w:left w:w="85" w:type="dxa"/>
               <w:right w:w="85" w:type="dxa"/>
             </w:tcMar>
           </w:tcPr>
@@ -3027,15 +3027,15 @@
             <w:tcW w:type="dxa" w:w="4467"/>
             <w:tcBorders>
               <w:top w:val="single" w:sz="4" w:color="D9D9D9"/>
+              <w:left w:val="single" w:sz="4" w:color="D9D9D9"/>
               <w:bottom w:val="single" w:sz="4" w:color="D9D9D9"/>
-              <w:left w:val="single" w:sz="4" w:color="D9D9D9"/>
               <w:right w:val="single" w:sz="4" w:color="D9D9D9"/>
             </w:tcBorders>
             <w:shd w:fill="F1F5F7"/>
             <w:tcMar>
               <w:top w:w="85" w:type="dxa"/>
+              <w:left w:w="85" w:type="dxa"/>
               <w:bottom w:w="85" w:type="dxa"/>
-              <w:left w:w="85" w:type="dxa"/>
               <w:right w:w="85" w:type="dxa"/>
             </w:tcMar>
           </w:tcPr>
@@ -3058,15 +3058,15 @@
             <w:tcW w:type="dxa" w:w="1421"/>
             <w:tcBorders>
               <w:top w:val="single" w:sz="4" w:color="D9D9D9"/>
+              <w:left w:val="single" w:sz="4" w:color="D9D9D9"/>
               <w:bottom w:val="single" w:sz="4" w:color="D9D9D9"/>
-              <w:left w:val="single" w:sz="4" w:color="D9D9D9"/>
               <w:right w:val="single" w:sz="4" w:color="D9D9D9"/>
             </w:tcBorders>
             <w:shd w:fill="F1F5F7"/>
             <w:tcMar>
               <w:top w:w="85" w:type="dxa"/>
+              <w:left w:w="85" w:type="dxa"/>
               <w:bottom w:w="85" w:type="dxa"/>
-              <w:left w:w="85" w:type="dxa"/>
               <w:right w:w="85" w:type="dxa"/>
             </w:tcMar>
           </w:tcPr>
@@ -3088,15 +3088,15 @@
             <w:tcW w:type="dxa" w:w="1421"/>
             <w:tcBorders>
               <w:top w:val="single" w:sz="4" w:color="D9D9D9"/>
+              <w:left w:val="single" w:sz="4" w:color="D9D9D9"/>
               <w:bottom w:val="single" w:sz="4" w:color="D9D9D9"/>
-              <w:left w:val="single" w:sz="4" w:color="D9D9D9"/>
               <w:right w:val="single" w:sz="4" w:color="D9D9D9"/>
             </w:tcBorders>
             <w:shd w:fill="F1F5F7"/>
             <w:tcMar>
               <w:top w:w="85" w:type="dxa"/>
+              <w:left w:w="85" w:type="dxa"/>
               <w:bottom w:w="85" w:type="dxa"/>
-              <w:left w:w="85" w:type="dxa"/>
               <w:right w:w="85" w:type="dxa"/>
             </w:tcMar>
           </w:tcPr>
@@ -3118,15 +3118,15 @@
             <w:tcW w:type="dxa" w:w="1421"/>
             <w:tcBorders>
               <w:top w:val="single" w:sz="4" w:color="D9D9D9"/>
+              <w:left w:val="single" w:sz="4" w:color="D9D9D9"/>
               <w:bottom w:val="single" w:sz="4" w:color="D9D9D9"/>
-              <w:left w:val="single" w:sz="4" w:color="D9D9D9"/>
               <w:right w:val="single" w:sz="4" w:color="D9D9D9"/>
             </w:tcBorders>
             <w:shd w:fill="F1F5F7"/>
             <w:tcMar>
               <w:top w:w="85" w:type="dxa"/>
+              <w:left w:w="85" w:type="dxa"/>
               <w:bottom w:w="85" w:type="dxa"/>
-              <w:left w:w="85" w:type="dxa"/>
               <w:right w:w="85" w:type="dxa"/>
             </w:tcMar>
           </w:tcPr>
@@ -3149,15 +3149,15 @@
             <w:tcW w:type="dxa" w:w="1421"/>
             <w:tcBorders>
               <w:top w:val="single" w:sz="4" w:color="D9D9D9"/>
+              <w:left w:val="single" w:sz="4" w:color="D9D9D9"/>
               <w:bottom w:val="single" w:sz="4" w:color="D9D9D9"/>
-              <w:left w:val="single" w:sz="4" w:color="D9D9D9"/>
               <w:right w:val="single" w:sz="4" w:color="D9D9D9"/>
             </w:tcBorders>
             <w:shd w:fill="F1F5F7"/>
             <w:tcMar>
               <w:top w:w="85" w:type="dxa"/>
+              <w:left w:w="85" w:type="dxa"/>
               <w:bottom w:w="85" w:type="dxa"/>
-              <w:left w:w="85" w:type="dxa"/>
               <w:right w:w="85" w:type="dxa"/>
             </w:tcMar>
           </w:tcPr>
@@ -3182,15 +3182,15 @@
             <w:tcW w:type="dxa" w:w="4467"/>
             <w:tcBorders>
               <w:top w:val="single" w:sz="4" w:color="D9D9D9"/>
+              <w:left w:val="single" w:sz="4" w:color="D9D9D9"/>
               <w:bottom w:val="single" w:sz="4" w:color="D9D9D9"/>
-              <w:left w:val="single" w:sz="4" w:color="D9D9D9"/>
               <w:right w:val="single" w:sz="4" w:color="D9D9D9"/>
             </w:tcBorders>
             <w:shd w:fill="FFFFFF"/>
             <w:tcMar>
               <w:top w:w="85" w:type="dxa"/>
+              <w:left w:w="85" w:type="dxa"/>
               <w:bottom w:w="85" w:type="dxa"/>
-              <w:left w:w="85" w:type="dxa"/>
               <w:right w:w="85" w:type="dxa"/>
             </w:tcMar>
           </w:tcPr>
@@ -3213,15 +3213,15 @@
             <w:tcW w:type="dxa" w:w="1421"/>
             <w:tcBorders>
               <w:top w:val="single" w:sz="4" w:color="D9D9D9"/>
+              <w:left w:val="single" w:sz="4" w:color="D9D9D9"/>
               <w:bottom w:val="single" w:sz="4" w:color="D9D9D9"/>
-              <w:left w:val="single" w:sz="4" w:color="D9D9D9"/>
               <w:right w:val="single" w:sz="4" w:color="D9D9D9"/>
             </w:tcBorders>
             <w:shd w:fill="FFFFFF"/>
             <w:tcMar>
               <w:top w:w="85" w:type="dxa"/>
+              <w:left w:w="85" w:type="dxa"/>
               <w:bottom w:w="85" w:type="dxa"/>
-              <w:left w:w="85" w:type="dxa"/>
               <w:right w:w="85" w:type="dxa"/>
             </w:tcMar>
           </w:tcPr>
@@ -3243,15 +3243,15 @@
             <w:tcW w:type="dxa" w:w="1421"/>
             <w:tcBorders>
               <w:top w:val="single" w:sz="4" w:color="D9D9D9"/>
+              <w:left w:val="single" w:sz="4" w:color="D9D9D9"/>
               <w:bottom w:val="single" w:sz="4" w:color="D9D9D9"/>
-              <w:left w:val="single" w:sz="4" w:color="D9D9D9"/>
               <w:right w:val="single" w:sz="4" w:color="D9D9D9"/>
             </w:tcBorders>
             <w:shd w:fill="FFFFFF"/>
             <w:tcMar>
               <w:top w:w="85" w:type="dxa"/>
+              <w:left w:w="85" w:type="dxa"/>
               <w:bottom w:w="85" w:type="dxa"/>
-              <w:left w:w="85" w:type="dxa"/>
               <w:right w:w="85" w:type="dxa"/>
             </w:tcMar>
           </w:tcPr>
@@ -3273,15 +3273,15 @@
             <w:tcW w:type="dxa" w:w="1421"/>
             <w:tcBorders>
               <w:top w:val="single" w:sz="4" w:color="D9D9D9"/>
+              <w:left w:val="single" w:sz="4" w:color="D9D9D9"/>
               <w:bottom w:val="single" w:sz="4" w:color="D9D9D9"/>
-              <w:left w:val="single" w:sz="4" w:color="D9D9D9"/>
               <w:right w:val="single" w:sz="4" w:color="D9D9D9"/>
             </w:tcBorders>
             <w:shd w:fill="FFFFFF"/>
             <w:tcMar>
               <w:top w:w="85" w:type="dxa"/>
+              <w:left w:w="85" w:type="dxa"/>
               <w:bottom w:w="85" w:type="dxa"/>
-              <w:left w:w="85" w:type="dxa"/>
               <w:right w:w="85" w:type="dxa"/>
             </w:tcMar>
           </w:tcPr>
@@ -3303,15 +3303,15 @@
             <w:tcW w:type="dxa" w:w="1421"/>
             <w:tcBorders>
               <w:top w:val="single" w:sz="4" w:color="D9D9D9"/>
+              <w:left w:val="single" w:sz="4" w:color="D9D9D9"/>
               <w:bottom w:val="single" w:sz="4" w:color="D9D9D9"/>
-              <w:left w:val="single" w:sz="4" w:color="D9D9D9"/>
               <w:right w:val="single" w:sz="4" w:color="D9D9D9"/>
             </w:tcBorders>
             <w:shd w:fill="FFFFFF"/>
             <w:tcMar>
               <w:top w:w="85" w:type="dxa"/>
+              <w:left w:w="85" w:type="dxa"/>
               <w:bottom w:w="85" w:type="dxa"/>
-              <w:left w:w="85" w:type="dxa"/>
               <w:right w:w="85" w:type="dxa"/>
             </w:tcMar>
           </w:tcPr>
